--- a/skills/generuj-smlouvu/vzory/predzalobni-vyzva/predzalobni-vyzva.docx
+++ b/skills/generuj-smlouvu/vzory/predzalobni-vyzva/predzalobni-vyzva.docx
@@ -718,7 +718,7 @@
         <w:sz w:val="20"/>
         <w:szCs w:val="20"/>
       </w:rPr>
-      <w:t xml:space="preserve">Kupní smlouva </w:t>
+      <w:t xml:space="preserve">Předžalobní výzva </w:t>
     </w:r>
   </w:p>
 </w:ftr>
